--- a/template.docx
+++ b/template.docx
@@ -85,7 +85,6 @@
             <w:pPr>
               <w:keepNext w:val="0"/>
               <w:keepLines w:val="0"/>
-              <w:pageBreakBefore w:val="0"/>
               <w:widowControl w:val="0"/>
               <w:pBdr>
                 <w:top w:space="0" w:sz="0" w:val="nil"/>
@@ -132,7 +131,6 @@
             <w:pPr>
               <w:keepNext w:val="0"/>
               <w:keepLines w:val="0"/>
-              <w:pageBreakBefore w:val="0"/>
               <w:widowControl w:val="0"/>
               <w:pBdr>
                 <w:top w:space="0" w:sz="0" w:val="nil"/>
@@ -182,7 +180,6 @@
             <w:pPr>
               <w:keepNext w:val="0"/>
               <w:keepLines w:val="0"/>
-              <w:pageBreakBefore w:val="0"/>
               <w:widowControl w:val="0"/>
               <w:pBdr>
                 <w:top w:space="0" w:sz="0" w:val="nil"/>
@@ -234,7 +231,6 @@
             <w:pPr>
               <w:keepNext w:val="0"/>
               <w:keepLines w:val="0"/>
-              <w:pageBreakBefore w:val="0"/>
               <w:widowControl w:val="0"/>
               <w:pBdr>
                 <w:top w:space="0" w:sz="0" w:val="nil"/>
@@ -291,9 +287,9 @@
                 <w:between w:space="0" w:sz="0" w:val="nil"/>
               </w:pBdr>
               <w:shd w:fill="auto" w:val="clear"/>
-              <w:spacing w:after="0" w:before="0" w:line="240" w:lineRule="auto"/>
+              <w:spacing w:after="0" w:before="0" w:line="276" w:lineRule="auto"/>
               <w:ind w:left="0" w:right="0" w:firstLine="0"/>
-              <w:jc w:val="center"/>
+              <w:jc w:val="left"/>
               <w:rPr>
                 <w:rFonts w:ascii="Times New Roman" w:cs="Times New Roman" w:eastAsia="Times New Roman" w:hAnsi="Times New Roman"/>
                 <w:sz w:val="28"/>
@@ -327,7 +323,6 @@
             <w:pPr>
               <w:keepNext w:val="0"/>
               <w:keepLines w:val="0"/>
-              <w:pageBreakBefore w:val="0"/>
               <w:widowControl w:val="0"/>
               <w:pBdr>
                 <w:top w:space="0" w:sz="0" w:val="nil"/>
@@ -471,11 +466,6 @@
         </w:rPr>
         <w:t xml:space="preserve">Please rise. Troop 690, please present the colors.</w:t>
       </w:r>
-      <w:r>
-        <w:rPr>
-          <w:rtl w:val="0"/>
-        </w:rPr>
-      </w:r>
     </w:p>
     <w:p>
       <w:pPr>
@@ -502,11 +492,6 @@
         </w:rPr>
         <w:t xml:space="preserve">Please present the Eagle Scout candidate.</w:t>
       </w:r>
-      <w:r>
-        <w:rPr>
-          <w:rtl w:val="0"/>
-        </w:rPr>
-      </w:r>
     </w:p>
     <w:p>
       <w:pPr>
@@ -561,6 +546,11 @@
         </w:rPr>
         <w:t xml:space="preserve">I pledge allegiance to the Flag of the United States of America, and to the Republic for which it stands, one nation under God, indivisible, with liberty and justice for all.</w:t>
       </w:r>
+      <w:r>
+        <w:rPr>
+          <w:rtl w:val="0"/>
+        </w:rPr>
+      </w:r>
     </w:p>
     <w:p>
       <w:pPr>
@@ -615,19 +605,12 @@
           <w:shd w:fill="e8ffe6" w:val="clear"/>
           <w:rtl w:val="0"/>
         </w:rPr>
-        <w:t xml:space="preserve">On my</w:t>
-      </w:r>
-      <w:r>
-        <w:rPr>
-          <w:rFonts w:ascii="Times New Roman" w:cs="Times New Roman" w:eastAsia="Times New Roman" w:hAnsi="Times New Roman"/>
-          <w:i w:val="1"/>
-          <w:iCs w:val="1"/>
-          <w:sz w:val="28"/>
-          <w:szCs w:val="28"/>
-          <w:shd w:fill="e8ffe6" w:val="clear"/>
-          <w:rtl w:val="0"/>
-        </w:rPr>
-        <w:t xml:space="preserve"> honor, I will do my best to do my duty to God and my country, and to obey the Scout Law; to help other people at all times; and to keep myself physically strong, mentally awake, and morally straight.</w:t>
+        <w:t xml:space="preserve">On my honor, I will do my best to do my duty to God and my country, and to obey the Scout Law; to help other people at all times; and to keep myself physically strong, mentally awake, and morally straight.</w:t>
+      </w:r>
+      <w:r>
+        <w:rPr>
+          <w:rtl w:val="0"/>
+        </w:rPr>
       </w:r>
     </w:p>
     <w:p>
@@ -1079,9 +1062,21 @@
           </w:tcPr>
           <w:p>
             <w:pPr>
+              <w:keepNext w:val="0"/>
+              <w:keepLines w:val="0"/>
+              <w:pageBreakBefore w:val="0"/>
               <w:widowControl w:val="0"/>
-              <w:spacing w:line="240" w:lineRule="auto"/>
-              <w:jc w:val="center"/>
+              <w:pBdr>
+                <w:top w:space="0" w:sz="0" w:val="nil"/>
+                <w:left w:space="0" w:sz="0" w:val="nil"/>
+                <w:bottom w:space="0" w:sz="0" w:val="nil"/>
+                <w:right w:space="0" w:sz="0" w:val="nil"/>
+                <w:between w:space="0" w:sz="0" w:val="nil"/>
+              </w:pBdr>
+              <w:shd w:fill="auto" w:val="clear"/>
+              <w:spacing w:after="0" w:before="0" w:line="276" w:lineRule="auto"/>
+              <w:ind w:left="0" w:right="0" w:firstLine="0"/>
+              <w:jc w:val="left"/>
               <w:rPr>
                 <w:rFonts w:ascii="Times New Roman" w:cs="Times New Roman" w:eastAsia="Times New Roman" w:hAnsi="Times New Roman"/>
                 <w:sz w:val="28"/>
@@ -1154,11 +1149,6 @@
         </w:rPr>
         <w:t xml:space="preserve">MC-Name</w:t>
       </w:r>
-      <w:r>
-        <w:rPr>
-          <w:rtl w:val="0"/>
-        </w:rPr>
-      </w:r>
     </w:p>
     <w:p>
       <w:pPr>
@@ -1218,17 +1208,7 @@
           <w:shd w:fill="e1f0ff" w:val="clear"/>
           <w:rtl w:val="0"/>
         </w:rPr>
-        <w:t xml:space="preserve">A Scout is </w:t>
-      </w:r>
-      <w:r>
-        <w:rPr>
-          <w:rFonts w:ascii="Times New Roman" w:cs="Times New Roman" w:eastAsia="Times New Roman" w:hAnsi="Times New Roman"/>
-          <w:sz w:val="28"/>
-          <w:szCs w:val="28"/>
-          <w:shd w:fill="e1f0ff" w:val="clear"/>
-          <w:rtl w:val="0"/>
-        </w:rPr>
-        <w:t xml:space="preserve">trustworthy. A Scout tells the truth and keeps promises. Honesty is a part of the Scout’s code of conduct.</w:t>
+        <w:t xml:space="preserve">A Scout is trustworthy. A Scout tells the truth and keeps promises. Honesty is a part of the Scout’s code of conduct.</w:t>
       </w:r>
       <w:r>
         <w:rPr>
@@ -1846,9 +1826,21 @@
           </w:tcPr>
           <w:p>
             <w:pPr>
+              <w:keepNext w:val="0"/>
+              <w:keepLines w:val="0"/>
+              <w:pageBreakBefore w:val="0"/>
               <w:widowControl w:val="0"/>
-              <w:spacing w:line="240" w:lineRule="auto"/>
-              <w:jc w:val="center"/>
+              <w:pBdr>
+                <w:top w:space="0" w:sz="0" w:val="nil"/>
+                <w:left w:space="0" w:sz="0" w:val="nil"/>
+                <w:bottom w:space="0" w:sz="0" w:val="nil"/>
+                <w:right w:space="0" w:sz="0" w:val="nil"/>
+                <w:between w:space="0" w:sz="0" w:val="nil"/>
+              </w:pBdr>
+              <w:shd w:fill="auto" w:val="clear"/>
+              <w:spacing w:after="0" w:before="0" w:line="276" w:lineRule="auto"/>
+              <w:ind w:left="0" w:right="0" w:firstLine="0"/>
+              <w:jc w:val="left"/>
               <w:rPr>
                 <w:rFonts w:ascii="Times New Roman" w:cs="Times New Roman" w:eastAsia="Times New Roman" w:hAnsi="Times New Roman"/>
                 <w:sz w:val="28"/>
@@ -1964,7 +1956,6 @@
             <w:pPr>
               <w:keepNext w:val="0"/>
               <w:keepLines w:val="0"/>
-              <w:pageBreakBefore w:val="0"/>
               <w:widowControl w:val="0"/>
               <w:pBdr>
                 <w:top w:space="0" w:sz="0" w:val="nil"/>
@@ -2083,7 +2074,6 @@
             <w:pPr>
               <w:keepNext w:val="0"/>
               <w:keepLines w:val="0"/>
-              <w:pageBreakBefore w:val="0"/>
               <w:widowControl w:val="0"/>
               <w:pBdr>
                 <w:top w:space="0" w:sz="0" w:val="nil"/>
@@ -2129,27 +2119,7 @@
           <w:shd w:fill="e1f0ff" w:val="clear"/>
           <w:rtl w:val="0"/>
         </w:rPr>
-        <w:t xml:space="preserve">I </w:t>
-      </w:r>
-      <w:r>
-        <w:rPr>
-          <w:rFonts w:ascii="Times New Roman" w:cs="Times New Roman" w:eastAsia="Times New Roman" w:hAnsi="Times New Roman"/>
-          <w:sz w:val="28"/>
-          <w:szCs w:val="28"/>
-          <w:shd w:fill="e1f0ff" w:val="clear"/>
-          <w:rtl w:val="0"/>
-        </w:rPr>
-        <w:t xml:space="preserve">am a Tenderfoot</w:t>
-      </w:r>
-      <w:r>
-        <w:rPr>
-          <w:rFonts w:ascii="Times New Roman" w:cs="Times New Roman" w:eastAsia="Times New Roman" w:hAnsi="Times New Roman"/>
-          <w:sz w:val="28"/>
-          <w:szCs w:val="28"/>
-          <w:shd w:fill="e1f0ff" w:val="clear"/>
-          <w:rtl w:val="0"/>
-        </w:rPr>
-        <w:t xml:space="preserve"> Scout. The three points on my rank badge symbolize the three parts of the Scout Oath: duty to God and country, duty to others, and duty to self. On my face are two stars representing truth and knowledge. The eagle and shield symbolize freedom and a readiness to defend it.</w:t>
+        <w:t xml:space="preserve">I am a Tenderfoot Scout. The three points on my rank badge symbolize the three parts of the Scout Oath: duty to God and country, duty to others, and duty to self. On my face are two stars representing truth and knowledge. The eagle and shield symbolize freedom and a readiness to defend it.</w:t>
       </w:r>
     </w:p>
     <w:tbl>
@@ -2197,7 +2167,6 @@
             <w:pPr>
               <w:keepNext w:val="0"/>
               <w:keepLines w:val="0"/>
-              <w:pageBreakBefore w:val="0"/>
               <w:widowControl w:val="0"/>
               <w:pBdr>
                 <w:top w:space="0" w:sz="0" w:val="nil"/>
@@ -2243,47 +2212,7 @@
           <w:shd w:fill="e1f0ff" w:val="clear"/>
           <w:rtl w:val="0"/>
         </w:rPr>
-        <w:t xml:space="preserve">I am a </w:t>
-      </w:r>
-      <w:r>
-        <w:rPr>
-          <w:rFonts w:ascii="Times New Roman" w:cs="Times New Roman" w:eastAsia="Times New Roman" w:hAnsi="Times New Roman"/>
-          <w:sz w:val="28"/>
-          <w:szCs w:val="28"/>
-          <w:shd w:fill="e1f0ff" w:val="clear"/>
-          <w:rtl w:val="0"/>
-        </w:rPr>
-        <w:t xml:space="preserve">Second</w:t>
-      </w:r>
-      <w:r>
-        <w:rPr>
-          <w:rFonts w:ascii="Times New Roman" w:cs="Times New Roman" w:eastAsia="Times New Roman" w:hAnsi="Times New Roman"/>
-          <w:sz w:val="28"/>
-          <w:szCs w:val="28"/>
-          <w:shd w:fill="e1f0ff" w:val="clear"/>
-          <w:rtl w:val="0"/>
-        </w:rPr>
-        <w:t xml:space="preserve"> </w:t>
-      </w:r>
-      <w:r>
-        <w:rPr>
-          <w:rFonts w:ascii="Times New Roman" w:cs="Times New Roman" w:eastAsia="Times New Roman" w:hAnsi="Times New Roman"/>
-          <w:sz w:val="28"/>
-          <w:szCs w:val="28"/>
-          <w:shd w:fill="e1f0ff" w:val="clear"/>
-          <w:rtl w:val="0"/>
-        </w:rPr>
-        <w:t xml:space="preserve">Class</w:t>
-      </w:r>
-      <w:r>
-        <w:rPr>
-          <w:rFonts w:ascii="Times New Roman" w:cs="Times New Roman" w:eastAsia="Times New Roman" w:hAnsi="Times New Roman"/>
-          <w:sz w:val="28"/>
-          <w:szCs w:val="28"/>
-          <w:shd w:fill="e1f0ff" w:val="clear"/>
-          <w:rtl w:val="0"/>
-        </w:rPr>
-        <w:t xml:space="preserve"> Scout. The ends of my scroll are turned up in the willing smile of the Scout. On my face is our Scout Motto, “be prepared,” and suspended from me is the knot, tied there to remind you of the Scout Slogan, “do a good turn daily.”</w:t>
+        <w:t xml:space="preserve">I am a Second Class Scout. The ends of my scroll are turned up in the willing smile of the Scout. On my face is our Scout Motto, “be prepared,” and suspended from me is the knot, tied there to remind you of the Scout Slogan, “do a good turn daily.”</w:t>
       </w:r>
     </w:p>
     <w:tbl>
@@ -2331,7 +2260,6 @@
             <w:pPr>
               <w:keepNext w:val="0"/>
               <w:keepLines w:val="0"/>
-              <w:pageBreakBefore w:val="0"/>
               <w:widowControl w:val="0"/>
               <w:pBdr>
                 <w:top w:space="0" w:sz="0" w:val="nil"/>
@@ -2425,7 +2353,6 @@
             <w:pPr>
               <w:keepNext w:val="0"/>
               <w:keepLines w:val="0"/>
-              <w:pageBreakBefore w:val="0"/>
               <w:widowControl w:val="0"/>
               <w:pBdr>
                 <w:top w:space="0" w:sz="0" w:val="nil"/>
@@ -2519,7 +2446,6 @@
             <w:pPr>
               <w:keepNext w:val="0"/>
               <w:keepLines w:val="0"/>
-              <w:pageBreakBefore w:val="0"/>
               <w:widowControl w:val="0"/>
               <w:pBdr>
                 <w:top w:space="0" w:sz="0" w:val="nil"/>
@@ -2638,7 +2564,6 @@
             <w:pPr>
               <w:keepNext w:val="0"/>
               <w:keepLines w:val="0"/>
-              <w:pageBreakBefore w:val="0"/>
               <w:widowControl w:val="0"/>
               <w:pBdr>
                 <w:top w:space="0" w:sz="0" w:val="nil"/>
@@ -2886,9 +2811,21 @@
           </w:tcPr>
           <w:p>
             <w:pPr>
+              <w:keepNext w:val="0"/>
+              <w:keepLines w:val="0"/>
+              <w:pageBreakBefore w:val="0"/>
               <w:widowControl w:val="0"/>
-              <w:spacing w:line="240" w:lineRule="auto"/>
-              <w:jc w:val="center"/>
+              <w:pBdr>
+                <w:top w:space="0" w:sz="0" w:val="nil"/>
+                <w:left w:space="0" w:sz="0" w:val="nil"/>
+                <w:bottom w:space="0" w:sz="0" w:val="nil"/>
+                <w:right w:space="0" w:sz="0" w:val="nil"/>
+                <w:between w:space="0" w:sz="0" w:val="nil"/>
+              </w:pBdr>
+              <w:shd w:fill="auto" w:val="clear"/>
+              <w:spacing w:after="0" w:before="0" w:line="276" w:lineRule="auto"/>
+              <w:ind w:left="0" w:right="0" w:firstLine="0"/>
+              <w:jc w:val="left"/>
               <w:rPr>
                 <w:rFonts w:ascii="Times New Roman" w:cs="Times New Roman" w:eastAsia="Times New Roman" w:hAnsi="Times New Roman"/>
                 <w:sz w:val="28"/>
@@ -3004,7 +2941,6 @@
             <w:pPr>
               <w:keepNext w:val="0"/>
               <w:keepLines w:val="0"/>
-              <w:pageBreakBefore w:val="0"/>
               <w:widowControl w:val="0"/>
               <w:pBdr>
                 <w:top w:space="0" w:sz="0" w:val="nil"/>
@@ -3098,7 +3034,6 @@
             <w:pPr>
               <w:keepNext w:val="0"/>
               <w:keepLines w:val="0"/>
-              <w:pageBreakBefore w:val="0"/>
               <w:widowControl w:val="0"/>
               <w:pBdr>
                 <w:top w:space="0" w:sz="0" w:val="nil"/>
@@ -3192,7 +3127,6 @@
             <w:pPr>
               <w:keepNext w:val="0"/>
               <w:keepLines w:val="0"/>
-              <w:pageBreakBefore w:val="0"/>
               <w:widowControl w:val="0"/>
               <w:pBdr>
                 <w:top w:space="0" w:sz="0" w:val="nil"/>
@@ -3477,9 +3411,21 @@
           </w:tcPr>
           <w:p>
             <w:pPr>
+              <w:keepNext w:val="0"/>
+              <w:keepLines w:val="0"/>
+              <w:pageBreakBefore w:val="0"/>
               <w:widowControl w:val="0"/>
-              <w:spacing w:line="240" w:lineRule="auto"/>
-              <w:jc w:val="center"/>
+              <w:pBdr>
+                <w:top w:space="0" w:sz="0" w:val="nil"/>
+                <w:left w:space="0" w:sz="0" w:val="nil"/>
+                <w:bottom w:space="0" w:sz="0" w:val="nil"/>
+                <w:right w:space="0" w:sz="0" w:val="nil"/>
+                <w:between w:space="0" w:sz="0" w:val="nil"/>
+              </w:pBdr>
+              <w:shd w:fill="auto" w:val="clear"/>
+              <w:spacing w:after="0" w:before="0" w:line="276" w:lineRule="auto"/>
+              <w:ind w:left="0" w:right="0" w:firstLine="0"/>
+              <w:jc w:val="left"/>
               <w:rPr>
                 <w:rFonts w:ascii="Times New Roman" w:cs="Times New Roman" w:eastAsia="Times New Roman" w:hAnsi="Times New Roman"/>
                 <w:sz w:val="28"/>
@@ -3594,7 +3540,6 @@
           <w:rFonts w:ascii="Times New Roman" w:cs="Times New Roman" w:eastAsia="Times New Roman" w:hAnsi="Times New Roman"/>
           <w:sz w:val="28"/>
           <w:szCs w:val="28"/>
-          <w:u w:val="none"/>
           <w:shd w:fill="ffeaea" w:val="clear"/>
         </w:rPr>
       </w:pPr>
@@ -3606,17 +3551,12 @@
           <w:shd w:fill="ffeaea" w:val="clear"/>
           <w:rtl w:val="0"/>
         </w:rPr>
-        <w:t xml:space="preserve">On my</w:t>
-      </w:r>
-      <w:r>
-        <w:rPr>
-          <w:rFonts w:ascii="Times New Roman" w:cs="Times New Roman" w:eastAsia="Times New Roman" w:hAnsi="Times New Roman"/>
-          <w:sz w:val="28"/>
-          <w:szCs w:val="28"/>
-          <w:shd w:fill="ffeaea" w:val="clear"/>
-          <w:rtl w:val="0"/>
-        </w:rPr>
-        <w:t xml:space="preserve"> honor, I will do my best to do my duty to God.</w:t>
+        <w:t xml:space="preserve">On my honor, I will do my best to do my duty to God.</w:t>
+      </w:r>
+      <w:r>
+        <w:rPr>
+          <w:rtl w:val="0"/>
+        </w:rPr>
       </w:r>
     </w:p>
     <w:p>
@@ -3642,17 +3582,7 @@
           <w:shd w:fill="ffeaea" w:val="clear"/>
           <w:rtl w:val="0"/>
         </w:rPr>
-        <w:t xml:space="preserve">On my</w:t>
-      </w:r>
-      <w:r>
-        <w:rPr>
-          <w:rFonts w:ascii="Times New Roman" w:cs="Times New Roman" w:eastAsia="Times New Roman" w:hAnsi="Times New Roman"/>
-          <w:sz w:val="28"/>
-          <w:szCs w:val="28"/>
-          <w:shd w:fill="ffeaea" w:val="clear"/>
-          <w:rtl w:val="0"/>
-        </w:rPr>
-        <w:t xml:space="preserve"> honor, I will do my best to do my duty to my country.</w:t>
+        <w:t xml:space="preserve">On my honor, I will do my best to do my duty to my country.</w:t>
       </w:r>
     </w:p>
     <w:p>
@@ -4126,9 +4056,21 @@
           </w:tcPr>
           <w:p>
             <w:pPr>
+              <w:keepNext w:val="0"/>
+              <w:keepLines w:val="0"/>
+              <w:pageBreakBefore w:val="0"/>
               <w:widowControl w:val="0"/>
-              <w:spacing w:line="240" w:lineRule="auto"/>
-              <w:jc w:val="center"/>
+              <w:pBdr>
+                <w:top w:space="0" w:sz="0" w:val="nil"/>
+                <w:left w:space="0" w:sz="0" w:val="nil"/>
+                <w:bottom w:space="0" w:sz="0" w:val="nil"/>
+                <w:right w:space="0" w:sz="0" w:val="nil"/>
+                <w:between w:space="0" w:sz="0" w:val="nil"/>
+              </w:pBdr>
+              <w:shd w:fill="auto" w:val="clear"/>
+              <w:spacing w:after="0" w:before="0" w:line="276" w:lineRule="auto"/>
+              <w:ind w:left="0" w:right="0" w:firstLine="0"/>
+              <w:jc w:val="left"/>
               <w:rPr>
                 <w:rFonts w:ascii="Times New Roman" w:cs="Times New Roman" w:eastAsia="Times New Roman" w:hAnsi="Times New Roman"/>
                 <w:sz w:val="28"/>
@@ -4677,7 +4619,7 @@
           <w:shd w:fill="ffe3f1" w:val="clear"/>
           <w:rtl w:val="0"/>
         </w:rPr>
-        <w:t xml:space="preserve">Your parents were not the only ones giving you that never-ending support, patience, and love. ESC-Name, please present your grandparents with their Eagle grandparent pins.</w:t>
+        <w:t xml:space="preserve">[GrandparentSection]</w:t>
       </w:r>
     </w:p>
     <w:p>
@@ -4953,9 +4895,21 @@
           </w:tcPr>
           <w:p>
             <w:pPr>
+              <w:keepNext w:val="0"/>
+              <w:keepLines w:val="0"/>
+              <w:pageBreakBefore w:val="0"/>
               <w:widowControl w:val="0"/>
-              <w:spacing w:line="240" w:lineRule="auto"/>
-              <w:jc w:val="center"/>
+              <w:pBdr>
+                <w:top w:space="0" w:sz="0" w:val="nil"/>
+                <w:left w:space="0" w:sz="0" w:val="nil"/>
+                <w:bottom w:space="0" w:sz="0" w:val="nil"/>
+                <w:right w:space="0" w:sz="0" w:val="nil"/>
+                <w:between w:space="0" w:sz="0" w:val="nil"/>
+              </w:pBdr>
+              <w:shd w:fill="auto" w:val="clear"/>
+              <w:spacing w:after="0" w:before="0" w:line="276" w:lineRule="auto"/>
+              <w:ind w:left="0" w:right="0" w:firstLine="0"/>
+              <w:jc w:val="left"/>
               <w:rPr>
                 <w:rFonts w:ascii="Times New Roman" w:cs="Times New Roman" w:eastAsia="Times New Roman" w:hAnsi="Times New Roman"/>
                 <w:sz w:val="28"/>
@@ -5390,9 +5344,21 @@
           </w:tcPr>
           <w:p>
             <w:pPr>
+              <w:keepNext w:val="0"/>
+              <w:keepLines w:val="0"/>
+              <w:pageBreakBefore w:val="0"/>
               <w:widowControl w:val="0"/>
-              <w:spacing w:line="240" w:lineRule="auto"/>
-              <w:jc w:val="center"/>
+              <w:pBdr>
+                <w:top w:space="0" w:sz="0" w:val="nil"/>
+                <w:left w:space="0" w:sz="0" w:val="nil"/>
+                <w:bottom w:space="0" w:sz="0" w:val="nil"/>
+                <w:right w:space="0" w:sz="0" w:val="nil"/>
+                <w:between w:space="0" w:sz="0" w:val="nil"/>
+              </w:pBdr>
+              <w:shd w:fill="auto" w:val="clear"/>
+              <w:spacing w:after="0" w:before="0" w:line="276" w:lineRule="auto"/>
+              <w:ind w:left="0" w:right="0" w:firstLine="0"/>
+              <w:jc w:val="left"/>
               <w:rPr>
                 <w:rFonts w:ascii="Times New Roman" w:cs="Times New Roman" w:eastAsia="Times New Roman" w:hAnsi="Times New Roman"/>
                 <w:sz w:val="28"/>
@@ -5703,9 +5669,21 @@
           </w:tcPr>
           <w:p>
             <w:pPr>
+              <w:keepNext w:val="0"/>
+              <w:keepLines w:val="0"/>
+              <w:pageBreakBefore w:val="0"/>
               <w:widowControl w:val="0"/>
-              <w:spacing w:line="240" w:lineRule="auto"/>
-              <w:jc w:val="center"/>
+              <w:pBdr>
+                <w:top w:space="0" w:sz="0" w:val="nil"/>
+                <w:left w:space="0" w:sz="0" w:val="nil"/>
+                <w:bottom w:space="0" w:sz="0" w:val="nil"/>
+                <w:right w:space="0" w:sz="0" w:val="nil"/>
+                <w:between w:space="0" w:sz="0" w:val="nil"/>
+              </w:pBdr>
+              <w:shd w:fill="auto" w:val="clear"/>
+              <w:spacing w:after="0" w:before="0" w:line="276" w:lineRule="auto"/>
+              <w:ind w:left="0" w:right="0" w:firstLine="0"/>
+              <w:jc w:val="left"/>
               <w:rPr>
                 <w:rFonts w:ascii="Times New Roman" w:cs="Times New Roman" w:eastAsia="Times New Roman" w:hAnsi="Times New Roman"/>
                 <w:sz w:val="28"/>
@@ -5958,27 +5936,7 @@
           <w:shd w:fill="fdffea" w:val="clear"/>
           <w:rtl w:val="0"/>
         </w:rPr>
-        <w:t xml:space="preserve">ESC-Name, on behalf of Troop 690, congratulations. For many </w:t>
-      </w:r>
-      <w:r>
-        <w:rPr>
-          <w:rFonts w:ascii="Times New Roman" w:cs="Times New Roman" w:eastAsia="Times New Roman" w:hAnsi="Times New Roman"/>
-          <w:sz w:val="28"/>
-          <w:szCs w:val="28"/>
-          <w:shd w:fill="fdffea" w:val="clear"/>
-          <w:rtl w:val="0"/>
-        </w:rPr>
-        <w:t xml:space="preserve">years,</w:t>
-      </w:r>
-      <w:r>
-        <w:rPr>
-          <w:rFonts w:ascii="Times New Roman" w:cs="Times New Roman" w:eastAsia="Times New Roman" w:hAnsi="Times New Roman"/>
-          <w:sz w:val="28"/>
-          <w:szCs w:val="28"/>
-          <w:shd w:fill="fdffea" w:val="clear"/>
-          <w:rtl w:val="0"/>
-        </w:rPr>
-        <w:t xml:space="preserve"> St. William the Abbot School has been home to a plaque with the names of every Troop 690 Eagle Scout. Now, your own name will be added to this plaque as an inspiration and example to future Eagle Scouts that pass by it often. Once again, congratulations, and thank you for your years of dedication to Troop 690.</w:t>
+        <w:t xml:space="preserve">ESC-Name, on behalf of Troop 690, congratulations. For many years, St. William the Abbot School has been home to a plaque with the names of every Troop 690 Eagle Scout. Now, your own name will be added to this plaque as an inspiration and example to future Eagle Scouts that pass by it often. Once again, congratulations, and thank you for your years of dedication to Troop 690.</w:t>
       </w:r>
     </w:p>
     <w:p>
@@ -6258,17 +6216,12 @@
         </w:rPr>
         <w:t xml:space="preserve">Thank you all for attending today. I now declare this Court of Honor adjourned. Before enjoying lunch, please take a moment to come congratulate Troop 690’s EGLNUM Eagle Scout.</w:t>
       </w:r>
-      <w:r>
-        <w:rPr>
-          <w:rtl w:val="0"/>
-        </w:rPr>
-      </w:r>
     </w:p>
     <w:sectPr>
-      <w:headerReference r:id="rId6" w:type="default"/>
-      <w:headerReference r:id="rId7" w:type="first"/>
-      <w:footerReference r:id="rId8" w:type="default"/>
-      <w:footerReference r:id="rId9" w:type="first"/>
+      <w:headerReference r:id="rId7" w:type="default"/>
+      <w:headerReference r:id="rId8" w:type="first"/>
+      <w:footerReference r:id="rId9" w:type="default"/>
+      <w:footerReference r:id="rId10" w:type="first"/>
       <w:pgSz w:h="15840" w:w="12240" w:orient="portrait"/>
       <w:pgMar w:bottom="1440" w:top="1440" w:left="1440" w:right="1440" w:header="288" w:footer="288"/>
       <w:pgNumType w:start="1"/>
@@ -6377,13 +6330,21 @@
   <w:p>
     <w:pPr>
       <w:jc w:val="center"/>
-      <w:rPr/>
+      <w:rPr>
+        <w:rFonts w:ascii="Times New Roman" w:cs="Times New Roman" w:eastAsia="Times New Roman" w:hAnsi="Times New Roman"/>
+        <w:i w:val="1"/>
+        <w:iCs w:val="1"/>
+        <w:color w:val="666666"/>
+        <w:sz w:val="28"/>
+        <w:szCs w:val="28"/>
+      </w:rPr>
     </w:pPr>
     <w:r>
       <w:rPr>
         <w:rFonts w:ascii="Times New Roman" w:cs="Times New Roman" w:eastAsia="Times New Roman" w:hAnsi="Times New Roman"/>
         <w:b w:val="1"/>
         <w:bCs w:val="1"/>
+        <w:color w:val="666666"/>
         <w:sz w:val="28"/>
         <w:szCs w:val="28"/>
         <w:rtl w:val="0"/>
@@ -6404,21 +6365,13 @@
   <w:p>
     <w:pPr>
       <w:jc w:val="center"/>
-      <w:rPr>
-        <w:rFonts w:ascii="Times New Roman" w:cs="Times New Roman" w:eastAsia="Times New Roman" w:hAnsi="Times New Roman"/>
-        <w:i w:val="1"/>
-        <w:iCs w:val="1"/>
-        <w:color w:val="666666"/>
-        <w:sz w:val="28"/>
-        <w:szCs w:val="28"/>
-      </w:rPr>
+      <w:rPr/>
     </w:pPr>
     <w:r>
       <w:rPr>
         <w:rFonts w:ascii="Times New Roman" w:cs="Times New Roman" w:eastAsia="Times New Roman" w:hAnsi="Times New Roman"/>
         <w:b w:val="1"/>
         <w:bCs w:val="1"/>
-        <w:color w:val="666666"/>
         <w:sz w:val="28"/>
         <w:szCs w:val="28"/>
         <w:rtl w:val="0"/>
@@ -6810,6 +6763,153 @@
       <w:sz w:val="52"/>
       <w:szCs w:val="52"/>
     </w:rPr>
+  </w:style>
+  <w:style w:type="table" w:styleId="TableNormal" w:default="1">
+    <w:name w:val="TableNormal"/>
+    <w:tblPr>
+      <w:tblCellMar>
+        <w:top w:w="100.0" w:type="dxa"/>
+        <w:left w:w="100.0" w:type="dxa"/>
+        <w:bottom w:w="100.0" w:type="dxa"/>
+        <w:right w:w="100.0" w:type="dxa"/>
+      </w:tblCellMar>
+    </w:tblPr>
+  </w:style>
+  <w:style w:type="paragraph" w:styleId="Normal" w:default="1">
+    <w:name w:val="normal"/>
+  </w:style>
+  <w:style w:type="table" w:styleId="Table1">
+    <w:basedOn w:val="TableNormal"/>
+    <w:tblPr>
+      <w:tblStyleRowBandSize w:val="1"/>
+      <w:tblStyleColBandSize w:val="1"/>
+    </w:tblPr>
+  </w:style>
+  <w:style w:type="table" w:styleId="Table2">
+    <w:basedOn w:val="TableNormal"/>
+    <w:tblPr>
+      <w:tblStyleRowBandSize w:val="1"/>
+      <w:tblStyleColBandSize w:val="1"/>
+    </w:tblPr>
+  </w:style>
+  <w:style w:type="table" w:styleId="Table3">
+    <w:basedOn w:val="TableNormal"/>
+    <w:tblPr>
+      <w:tblStyleRowBandSize w:val="1"/>
+      <w:tblStyleColBandSize w:val="1"/>
+    </w:tblPr>
+  </w:style>
+  <w:style w:type="table" w:styleId="Table4">
+    <w:basedOn w:val="TableNormal"/>
+    <w:tblPr>
+      <w:tblStyleRowBandSize w:val="1"/>
+      <w:tblStyleColBandSize w:val="1"/>
+    </w:tblPr>
+  </w:style>
+  <w:style w:type="table" w:styleId="Table5">
+    <w:basedOn w:val="TableNormal"/>
+    <w:tblPr>
+      <w:tblStyleRowBandSize w:val="1"/>
+      <w:tblStyleColBandSize w:val="1"/>
+    </w:tblPr>
+  </w:style>
+  <w:style w:type="table" w:styleId="Table6">
+    <w:basedOn w:val="TableNormal"/>
+    <w:tblPr>
+      <w:tblStyleRowBandSize w:val="1"/>
+      <w:tblStyleColBandSize w:val="1"/>
+    </w:tblPr>
+  </w:style>
+  <w:style w:type="table" w:styleId="Table7">
+    <w:basedOn w:val="TableNormal"/>
+    <w:tblPr>
+      <w:tblStyleRowBandSize w:val="1"/>
+      <w:tblStyleColBandSize w:val="1"/>
+    </w:tblPr>
+  </w:style>
+  <w:style w:type="table" w:styleId="Table8">
+    <w:basedOn w:val="TableNormal"/>
+    <w:tblPr>
+      <w:tblStyleRowBandSize w:val="1"/>
+      <w:tblStyleColBandSize w:val="1"/>
+    </w:tblPr>
+  </w:style>
+  <w:style w:type="table" w:styleId="Table9">
+    <w:basedOn w:val="TableNormal"/>
+    <w:tblPr>
+      <w:tblStyleRowBandSize w:val="1"/>
+      <w:tblStyleColBandSize w:val="1"/>
+    </w:tblPr>
+  </w:style>
+  <w:style w:type="table" w:styleId="Table10">
+    <w:basedOn w:val="TableNormal"/>
+    <w:tblPr>
+      <w:tblStyleRowBandSize w:val="1"/>
+      <w:tblStyleColBandSize w:val="1"/>
+    </w:tblPr>
+  </w:style>
+  <w:style w:type="table" w:styleId="Table11">
+    <w:basedOn w:val="TableNormal"/>
+    <w:tblPr>
+      <w:tblStyleRowBandSize w:val="1"/>
+      <w:tblStyleColBandSize w:val="1"/>
+    </w:tblPr>
+  </w:style>
+  <w:style w:type="table" w:styleId="Table12">
+    <w:basedOn w:val="TableNormal"/>
+    <w:tblPr>
+      <w:tblStyleRowBandSize w:val="1"/>
+      <w:tblStyleColBandSize w:val="1"/>
+    </w:tblPr>
+  </w:style>
+  <w:style w:type="table" w:styleId="Table13">
+    <w:basedOn w:val="TableNormal"/>
+    <w:tblPr>
+      <w:tblStyleRowBandSize w:val="1"/>
+      <w:tblStyleColBandSize w:val="1"/>
+    </w:tblPr>
+  </w:style>
+  <w:style w:type="table" w:styleId="Table14">
+    <w:basedOn w:val="TableNormal"/>
+    <w:tblPr>
+      <w:tblStyleRowBandSize w:val="1"/>
+      <w:tblStyleColBandSize w:val="1"/>
+    </w:tblPr>
+  </w:style>
+  <w:style w:type="table" w:styleId="Table15">
+    <w:basedOn w:val="TableNormal"/>
+    <w:tblPr>
+      <w:tblStyleRowBandSize w:val="1"/>
+      <w:tblStyleColBandSize w:val="1"/>
+    </w:tblPr>
+  </w:style>
+  <w:style w:type="table" w:styleId="Table16">
+    <w:basedOn w:val="TableNormal"/>
+    <w:tblPr>
+      <w:tblStyleRowBandSize w:val="1"/>
+      <w:tblStyleColBandSize w:val="1"/>
+    </w:tblPr>
+  </w:style>
+  <w:style w:type="table" w:styleId="Table17">
+    <w:basedOn w:val="TableNormal"/>
+    <w:tblPr>
+      <w:tblStyleRowBandSize w:val="1"/>
+      <w:tblStyleColBandSize w:val="1"/>
+    </w:tblPr>
+  </w:style>
+  <w:style w:type="table" w:styleId="Table18">
+    <w:basedOn w:val="TableNormal"/>
+    <w:tblPr>
+      <w:tblStyleRowBandSize w:val="1"/>
+      <w:tblStyleColBandSize w:val="1"/>
+    </w:tblPr>
+  </w:style>
+  <w:style w:type="table" w:styleId="Table19">
+    <w:basedOn w:val="TableNormal"/>
+    <w:tblPr>
+      <w:tblStyleRowBandSize w:val="1"/>
+      <w:tblStyleColBandSize w:val="1"/>
+    </w:tblPr>
   </w:style>
   <w:style w:type="paragraph" w:styleId="Subtitle">
     <w:name w:val="Subtitle"/>
@@ -7284,4 +7384,19 @@
   </a:objectDefaults>
   <a:extraClrSchemeLst/>
 </a:theme>
+</file>
+
+<file path=customXML/item1.xml><?xml version="1.0" encoding="utf-8"?>
+<go:gDocsCustomXmlDataStorage xmlns:go="http://customooxmlschemas.google.com/" xmlns:r="http://schemas.openxmlformats.org/officeDocument/2006/relationships" uri="GoogleDocsCustomDataVersion2">
+  <go:docsCustomData xmlns:go="http://customooxmlschemas.google.com/" roundtripDataSignature="AMtx7mgCw2mw7Y8P831g3hpJ9hsZkcEtyA==">CgMxLjA4AHIhMUZrb2c3cjFsYkhFS1RiNTJDRDM1SDlrOW82OEl0RTJW</go:docsCustomData>
+</go:gDocsCustomXmlDataStorage>
+</file>
+
+<file path=customXML/itemProps1.xml><?xml version="1.0" encoding="utf-8"?>
+<ds:datastoreItem xmlns:ds="http://schemas.openxmlformats.org/officeDocument/2006/customXml" ds:itemID="{11111111-1234-1234-1234-123412341234}">
+  <ds:schemaRefs>
+    <ds:schemaRef ds:uri="http://schemas.openxmlformats.org/officeDocument/2006/relationships"/>
+    <ds:schemaRef ds:uri="http://customooxmlschemas.google.com/"/>
+  </ds:schemaRefs>
+</ds:datastoreItem>
 </file>